--- a/_CommonDocuments/Rubric-AdvancedDesignDoc.docx
+++ b/_CommonDocuments/Rubric-AdvancedDesignDoc.docx
@@ -1,6 +1,6 @@
 
 <file path=word/document.xml><?xml version="1.0" encoding="utf-8"?>
-<w:document xmlns:wpc="http://schemas.microsoft.com/office/word/2010/wordprocessingCanvas" xmlns:cx="http://schemas.microsoft.com/office/drawing/2014/chartex" xmlns:cx1="http://schemas.microsoft.com/office/drawing/2015/9/8/chartex" xmlns:cx2="http://schemas.microsoft.com/office/drawing/2015/10/21/chartex" xmlns:cx3="http://schemas.microsoft.com/office/drawing/2016/5/9/chartex" xmlns:cx4="http://schemas.microsoft.com/office/drawing/2016/5/10/chartex" xmlns:cx5="http://schemas.microsoft.com/office/drawing/2016/5/11/chartex" xmlns:cx6="http://schemas.microsoft.com/office/drawing/2016/5/12/chartex" xmlns:cx7="http://schemas.microsoft.com/office/drawing/2016/5/13/chartex" xmlns:cx8="http://schemas.microsoft.com/office/drawing/2016/5/14/chartex" xmlns:mc="http://schemas.openxmlformats.org/markup-compatibility/2006" xmlns:aink="http://schemas.microsoft.com/office/drawing/2016/ink" xmlns:am3d="http://schemas.microsoft.com/office/drawing/2017/model3d" xmlns:o="urn:schemas-microsoft-com:office:office" xmlns:oel="http://schemas.microsoft.com/office/2019/extlst" xmlns:r="http://schemas.openxmlformats.org/officeDocument/2006/relationships" xmlns:m="http://schemas.openxmlformats.org/officeDocument/2006/math" xmlns:v="urn:schemas-microsoft-com:vml" xmlns:wp14="http://schemas.microsoft.com/office/word/2010/wordprocessingDrawing" xmlns:wp="http://schemas.openxmlformats.org/drawingml/2006/wordprocessingDrawing" xmlns:w10="urn:schemas-microsoft-com:office:word" xmlns:w="http://schemas.openxmlformats.org/wordprocessingml/2006/main" xmlns:w14="http://schemas.microsoft.com/office/word/2010/wordml" xmlns:w15="http://schemas.microsoft.com/office/word/2012/wordml" xmlns:w16cex="http://schemas.microsoft.com/office/word/2018/wordml/cex" xmlns:w16cid="http://schemas.microsoft.com/office/word/2016/wordml/cid" xmlns:w16="http://schemas.microsoft.com/office/word/2018/wordml" xmlns:w16sdtdh="http://schemas.microsoft.com/office/word/2020/wordml/sdtdatahash" xmlns:w16se="http://schemas.microsoft.com/office/word/2015/wordml/symex" xmlns:wpg="http://schemas.microsoft.com/office/word/2010/wordprocessingGroup" xmlns:wpi="http://schemas.microsoft.com/office/word/2010/wordprocessingInk" xmlns:wne="http://schemas.microsoft.com/office/word/2006/wordml" xmlns:wps="http://schemas.microsoft.com/office/word/2010/wordprocessingShape" mc:Ignorable="w14 w15 w16se w16cid w16 w16cex w16sdtdh wp14">
+<w:document xmlns:wpc="http://schemas.microsoft.com/office/word/2010/wordprocessingCanvas" xmlns:cx="http://schemas.microsoft.com/office/drawing/2014/chartex" xmlns:cx1="http://schemas.microsoft.com/office/drawing/2015/9/8/chartex" xmlns:cx2="http://schemas.microsoft.com/office/drawing/2015/10/21/chartex" xmlns:cx3="http://schemas.microsoft.com/office/drawing/2016/5/9/chartex" xmlns:cx4="http://schemas.microsoft.com/office/drawing/2016/5/10/chartex" xmlns:cx5="http://schemas.microsoft.com/office/drawing/2016/5/11/chartex" xmlns:cx6="http://schemas.microsoft.com/office/drawing/2016/5/12/chartex" xmlns:cx7="http://schemas.microsoft.com/office/drawing/2016/5/13/chartex" xmlns:cx8="http://schemas.microsoft.com/office/drawing/2016/5/14/chartex" xmlns:mc="http://schemas.openxmlformats.org/markup-compatibility/2006" xmlns:aink="http://schemas.microsoft.com/office/drawing/2016/ink" xmlns:am3d="http://schemas.microsoft.com/office/drawing/2017/model3d" xmlns:o="urn:schemas-microsoft-com:office:office" xmlns:oel="http://schemas.microsoft.com/office/2019/extlst" xmlns:r="http://schemas.openxmlformats.org/officeDocument/2006/relationships" xmlns:m="http://schemas.openxmlformats.org/officeDocument/2006/math" xmlns:v="urn:schemas-microsoft-com:vml" xmlns:wp14="http://schemas.microsoft.com/office/word/2010/wordprocessingDrawing" xmlns:wp="http://schemas.openxmlformats.org/drawingml/2006/wordprocessingDrawing" xmlns:w10="urn:schemas-microsoft-com:office:word" xmlns:w="http://schemas.openxmlformats.org/wordprocessingml/2006/main" xmlns:w14="http://schemas.microsoft.com/office/word/2010/wordml" xmlns:w15="http://schemas.microsoft.com/office/word/2012/wordml" xmlns:w16cex="http://schemas.microsoft.com/office/word/2018/wordml/cex" xmlns:w16cid="http://schemas.microsoft.com/office/word/2016/wordml/cid" xmlns:w16="http://schemas.microsoft.com/office/word/2018/wordml" xmlns:w16du="http://schemas.microsoft.com/office/word/2023/wordml/word16du" xmlns:w16sdtdh="http://schemas.microsoft.com/office/word/2020/wordml/sdtdatahash" xmlns:w16sdtfl="http://schemas.microsoft.com/office/word/2024/wordml/sdtformatlock" xmlns:w16se="http://schemas.microsoft.com/office/word/2015/wordml/symex" xmlns:wpg="http://schemas.microsoft.com/office/word/2010/wordprocessingGroup" xmlns:wpi="http://schemas.microsoft.com/office/word/2010/wordprocessingInk" xmlns:wne="http://schemas.microsoft.com/office/word/2006/wordml" xmlns:wps="http://schemas.microsoft.com/office/word/2010/wordprocessingShape" mc:Ignorable="w14 w15 w16se w16cid w16 w16cex w16sdtdh w16sdtfl w16du wp14">
   <w:body>
     <w:p>
       <w:r>
@@ -147,29 +147,29 @@
                 <w:sz w:val="16"/>
                 <w:szCs w:val="16"/>
               </w:rPr>
-              <w:t>1. Product intro</w:t>
-            </w:r>
-          </w:p>
-          <w:p>
-            <w:pPr>
-              <w:rPr>
-                <w:sz w:val="16"/>
-                <w:szCs w:val="16"/>
-              </w:rPr>
-            </w:pPr>
-            <w:r>
-              <w:rPr>
-                <w:sz w:val="16"/>
-                <w:szCs w:val="16"/>
-              </w:rPr>
-              <w:t>2. (</w:t>
-            </w:r>
-            <w:r>
-              <w:rPr>
-                <w:sz w:val="16"/>
-                <w:szCs w:val="16"/>
-              </w:rPr>
-              <w:t>2x</w:t>
+              <w:t>Product intro</w:t>
+            </w:r>
+          </w:p>
+          <w:p>
+            <w:pPr>
+              <w:rPr>
+                <w:sz w:val="16"/>
+                <w:szCs w:val="16"/>
+              </w:rPr>
+            </w:pPr>
+            <w:r>
+              <w:rPr>
+                <w:sz w:val="16"/>
+                <w:szCs w:val="16"/>
+              </w:rPr>
+              <w:t>(x</w:t>
+            </w:r>
+            <w:r>
+              <w:rPr>
+                <w:sz w:val="16"/>
+                <w:szCs w:val="16"/>
+              </w:rPr>
+              <w:t xml:space="preserve"> 0.5</w:t>
             </w:r>
             <w:r>
               <w:rPr>
@@ -191,29 +191,14 @@
                 <w:sz w:val="16"/>
                 <w:szCs w:val="16"/>
               </w:rPr>
-              <w:t>3. Conventions</w:t>
-            </w:r>
-          </w:p>
-          <w:p>
-            <w:pPr>
-              <w:rPr>
-                <w:sz w:val="16"/>
-                <w:szCs w:val="16"/>
-              </w:rPr>
-            </w:pPr>
-            <w:r>
-              <w:rPr>
-                <w:sz w:val="16"/>
-                <w:szCs w:val="16"/>
-              </w:rPr>
-              <w:t>4. (</w:t>
-            </w:r>
-            <w:r>
-              <w:rPr>
-                <w:sz w:val="16"/>
-                <w:szCs w:val="16"/>
-              </w:rPr>
-              <w:t>2x</w:t>
+              <w:t>(</w:t>
+            </w:r>
+            <w:r>
+              <w:rPr>
+                <w:sz w:val="16"/>
+                <w:szCs w:val="16"/>
+              </w:rPr>
+              <w:t>2 points</w:t>
             </w:r>
             <w:r>
               <w:rPr>
@@ -241,7 +226,7 @@
                 <w:sz w:val="16"/>
                 <w:szCs w:val="16"/>
               </w:rPr>
-              <w:t>None of the four required elements are present</w:t>
+              <w:t>Product introduction is missing.</w:t>
             </w:r>
           </w:p>
         </w:tc>
@@ -262,6 +247,163 @@
                 <w:sz w:val="16"/>
                 <w:szCs w:val="16"/>
               </w:rPr>
+              <w:t>Product introduction is minimalist.</w:t>
+            </w:r>
+          </w:p>
+        </w:tc>
+        <w:tc>
+          <w:tcPr>
+            <w:tcW w:w="1471" w:type="dxa"/>
+          </w:tcPr>
+          <w:p>
+            <w:pPr>
+              <w:jc w:val="center"/>
+              <w:rPr>
+                <w:sz w:val="16"/>
+                <w:szCs w:val="16"/>
+              </w:rPr>
+            </w:pPr>
+            <w:r>
+              <w:rPr>
+                <w:sz w:val="16"/>
+                <w:szCs w:val="16"/>
+              </w:rPr>
+              <w:t>Product introduction is adequate.</w:t>
+            </w:r>
+          </w:p>
+        </w:tc>
+        <w:tc>
+          <w:tcPr>
+            <w:tcW w:w="1625" w:type="dxa"/>
+          </w:tcPr>
+          <w:p>
+            <w:pPr>
+              <w:jc w:val="center"/>
+              <w:rPr>
+                <w:sz w:val="16"/>
+                <w:szCs w:val="16"/>
+              </w:rPr>
+            </w:pPr>
+            <w:r>
+              <w:rPr>
+                <w:sz w:val="16"/>
+                <w:szCs w:val="16"/>
+              </w:rPr>
+              <w:t>Product introduction gets the reader interested in the product.</w:t>
+            </w:r>
+          </w:p>
+        </w:tc>
+        <w:tc>
+          <w:tcPr>
+            <w:tcW w:w="2120" w:type="dxa"/>
+          </w:tcPr>
+          <w:p>
+            <w:pPr>
+              <w:jc w:val="center"/>
+              <w:rPr>
+                <w:sz w:val="16"/>
+                <w:szCs w:val="16"/>
+              </w:rPr>
+            </w:pPr>
+            <w:r>
+              <w:rPr>
+                <w:sz w:val="16"/>
+                <w:szCs w:val="16"/>
+              </w:rPr>
+              <w:t>Product introduction entices the reader to read the document as well as introducing the product.</w:t>
+            </w:r>
+          </w:p>
+        </w:tc>
+      </w:tr>
+      <w:tr>
+        <w:tc>
+          <w:tcPr>
+            <w:tcW w:w="1645" w:type="dxa"/>
+          </w:tcPr>
+          <w:p>
+            <w:pPr>
+              <w:rPr>
+                <w:sz w:val="16"/>
+                <w:szCs w:val="16"/>
+              </w:rPr>
+            </w:pPr>
+            <w:r>
+              <w:rPr>
+                <w:sz w:val="16"/>
+                <w:szCs w:val="16"/>
+              </w:rPr>
+              <w:t>Conventions</w:t>
+            </w:r>
+          </w:p>
+          <w:p>
+            <w:pPr>
+              <w:rPr>
+                <w:sz w:val="16"/>
+                <w:szCs w:val="16"/>
+              </w:rPr>
+            </w:pPr>
+            <w:r>
+              <w:rPr>
+                <w:sz w:val="16"/>
+                <w:szCs w:val="16"/>
+              </w:rPr>
+              <w:t>(x 0.5)</w:t>
+            </w:r>
+          </w:p>
+          <w:p>
+            <w:pPr>
+              <w:rPr>
+                <w:sz w:val="16"/>
+                <w:szCs w:val="16"/>
+              </w:rPr>
+            </w:pPr>
+            <w:r>
+              <w:rPr>
+                <w:sz w:val="16"/>
+                <w:szCs w:val="16"/>
+              </w:rPr>
+              <w:t>(2 points)</w:t>
+            </w:r>
+          </w:p>
+        </w:tc>
+        <w:tc>
+          <w:tcPr>
+            <w:tcW w:w="1258" w:type="dxa"/>
+          </w:tcPr>
+          <w:p>
+            <w:pPr>
+              <w:jc w:val="center"/>
+              <w:rPr>
+                <w:sz w:val="16"/>
+                <w:szCs w:val="16"/>
+              </w:rPr>
+            </w:pPr>
+            <w:r>
+              <w:rPr>
+                <w:sz w:val="16"/>
+                <w:szCs w:val="16"/>
+              </w:rPr>
+              <w:t>Writing conventions are not followed.</w:t>
+            </w:r>
+          </w:p>
+        </w:tc>
+        <w:tc>
+          <w:tcPr>
+            <w:tcW w:w="1231" w:type="dxa"/>
+          </w:tcPr>
+          <w:p>
+            <w:pPr>
+              <w:jc w:val="center"/>
+              <w:rPr>
+                <w:sz w:val="16"/>
+                <w:szCs w:val="16"/>
+              </w:rPr>
+            </w:pPr>
+            <w:r>
+              <w:rPr>
+                <w:sz w:val="16"/>
+                <w:szCs w:val="16"/>
+              </w:rPr>
               <w:t>Writing conventions are somewhat followed.</w:t>
             </w:r>
           </w:p>
@@ -283,33 +425,47 @@
                 <w:sz w:val="16"/>
                 <w:szCs w:val="16"/>
               </w:rPr>
+              <w:t xml:space="preserve">Writing conventions are </w:t>
+            </w:r>
+            <w:r>
+              <w:rPr>
+                <w:sz w:val="16"/>
+                <w:szCs w:val="16"/>
+              </w:rPr>
+              <w:t>usually</w:t>
+            </w:r>
+            <w:r>
+              <w:rPr>
+                <w:sz w:val="16"/>
+                <w:szCs w:val="16"/>
+              </w:rPr>
+              <w:t xml:space="preserve"> followed.</w:t>
+            </w:r>
+          </w:p>
+        </w:tc>
+        <w:tc>
+          <w:tcPr>
+            <w:tcW w:w="1625" w:type="dxa"/>
+          </w:tcPr>
+          <w:p>
+            <w:pPr>
+              <w:jc w:val="center"/>
+              <w:rPr>
+                <w:sz w:val="16"/>
+                <w:szCs w:val="16"/>
+              </w:rPr>
+            </w:pPr>
+            <w:r>
+              <w:rPr>
+                <w:sz w:val="16"/>
+                <w:szCs w:val="16"/>
+              </w:rPr>
               <w:t>Writing conventions are nearly always followed.</w:t>
             </w:r>
           </w:p>
         </w:tc>
         <w:tc>
           <w:tcPr>
-            <w:tcW w:w="1625" w:type="dxa"/>
-          </w:tcPr>
-          <w:p>
-            <w:pPr>
-              <w:jc w:val="center"/>
-              <w:rPr>
-                <w:sz w:val="16"/>
-                <w:szCs w:val="16"/>
-              </w:rPr>
-            </w:pPr>
-            <w:r>
-              <w:rPr>
-                <w:sz w:val="16"/>
-                <w:szCs w:val="16"/>
-              </w:rPr>
-              <w:t>Product is somewhat introduced.</w:t>
-            </w:r>
-          </w:p>
-        </w:tc>
-        <w:tc>
-          <w:tcPr>
             <w:tcW w:w="2120" w:type="dxa"/>
           </w:tcPr>
           <w:p>
@@ -325,7 +481,7 @@
                 <w:sz w:val="16"/>
                 <w:szCs w:val="16"/>
               </w:rPr>
-              <w:t>Product is introduced with enough detail for reader to understand what is being designed.</w:t>
+              <w:t>Writing conventions are always followed.</w:t>
             </w:r>
           </w:p>
         </w:tc>
@@ -1853,7 +2009,7 @@
 </file>
 
 <file path=word/endnotes.xml><?xml version="1.0" encoding="utf-8"?>
-<w:endnotes xmlns:wpc="http://schemas.microsoft.com/office/word/2010/wordprocessingCanvas" xmlns:cx="http://schemas.microsoft.com/office/drawing/2014/chartex" xmlns:cx1="http://schemas.microsoft.com/office/drawing/2015/9/8/chartex" xmlns:cx2="http://schemas.microsoft.com/office/drawing/2015/10/21/chartex" xmlns:cx3="http://schemas.microsoft.com/office/drawing/2016/5/9/chartex" xmlns:cx4="http://schemas.microsoft.com/office/drawing/2016/5/10/chartex" xmlns:cx5="http://schemas.microsoft.com/office/drawing/2016/5/11/chartex" xmlns:cx6="http://schemas.microsoft.com/office/drawing/2016/5/12/chartex" xmlns:cx7="http://schemas.microsoft.com/office/drawing/2016/5/13/chartex" xmlns:cx8="http://schemas.microsoft.com/office/drawing/2016/5/14/chartex" xmlns:mc="http://schemas.openxmlformats.org/markup-compatibility/2006" xmlns:aink="http://schemas.microsoft.com/office/drawing/2016/ink" xmlns:am3d="http://schemas.microsoft.com/office/drawing/2017/model3d" xmlns:o="urn:schemas-microsoft-com:office:office" xmlns:oel="http://schemas.microsoft.com/office/2019/extlst" xmlns:r="http://schemas.openxmlformats.org/officeDocument/2006/relationships" xmlns:m="http://schemas.openxmlformats.org/officeDocument/2006/math" xmlns:v="urn:schemas-microsoft-com:vml" xmlns:wp14="http://schemas.microsoft.com/office/word/2010/wordprocessingDrawing" xmlns:wp="http://schemas.openxmlformats.org/drawingml/2006/wordprocessingDrawing" xmlns:w10="urn:schemas-microsoft-com:office:word" xmlns:w="http://schemas.openxmlformats.org/wordprocessingml/2006/main" xmlns:w14="http://schemas.microsoft.com/office/word/2010/wordml" xmlns:w15="http://schemas.microsoft.com/office/word/2012/wordml" xmlns:w16cex="http://schemas.microsoft.com/office/word/2018/wordml/cex" xmlns:w16cid="http://schemas.microsoft.com/office/word/2016/wordml/cid" xmlns:w16="http://schemas.microsoft.com/office/word/2018/wordml" xmlns:w16sdtdh="http://schemas.microsoft.com/office/word/2020/wordml/sdtdatahash" xmlns:w16se="http://schemas.microsoft.com/office/word/2015/wordml/symex" xmlns:wpg="http://schemas.microsoft.com/office/word/2010/wordprocessingGroup" xmlns:wpi="http://schemas.microsoft.com/office/word/2010/wordprocessingInk" xmlns:wne="http://schemas.microsoft.com/office/word/2006/wordml" xmlns:wps="http://schemas.microsoft.com/office/word/2010/wordprocessingShape" mc:Ignorable="w14 w15 w16se w16cid w16 w16cex w16sdtdh wp14">
+<w:endnotes xmlns:wpc="http://schemas.microsoft.com/office/word/2010/wordprocessingCanvas" xmlns:cx="http://schemas.microsoft.com/office/drawing/2014/chartex" xmlns:cx1="http://schemas.microsoft.com/office/drawing/2015/9/8/chartex" xmlns:cx2="http://schemas.microsoft.com/office/drawing/2015/10/21/chartex" xmlns:cx3="http://schemas.microsoft.com/office/drawing/2016/5/9/chartex" xmlns:cx4="http://schemas.microsoft.com/office/drawing/2016/5/10/chartex" xmlns:cx5="http://schemas.microsoft.com/office/drawing/2016/5/11/chartex" xmlns:cx6="http://schemas.microsoft.com/office/drawing/2016/5/12/chartex" xmlns:cx7="http://schemas.microsoft.com/office/drawing/2016/5/13/chartex" xmlns:cx8="http://schemas.microsoft.com/office/drawing/2016/5/14/chartex" xmlns:mc="http://schemas.openxmlformats.org/markup-compatibility/2006" xmlns:aink="http://schemas.microsoft.com/office/drawing/2016/ink" xmlns:am3d="http://schemas.microsoft.com/office/drawing/2017/model3d" xmlns:o="urn:schemas-microsoft-com:office:office" xmlns:oel="http://schemas.microsoft.com/office/2019/extlst" xmlns:r="http://schemas.openxmlformats.org/officeDocument/2006/relationships" xmlns:m="http://schemas.openxmlformats.org/officeDocument/2006/math" xmlns:v="urn:schemas-microsoft-com:vml" xmlns:wp14="http://schemas.microsoft.com/office/word/2010/wordprocessingDrawing" xmlns:wp="http://schemas.openxmlformats.org/drawingml/2006/wordprocessingDrawing" xmlns:w10="urn:schemas-microsoft-com:office:word" xmlns:w="http://schemas.openxmlformats.org/wordprocessingml/2006/main" xmlns:w14="http://schemas.microsoft.com/office/word/2010/wordml" xmlns:w15="http://schemas.microsoft.com/office/word/2012/wordml" xmlns:w16cex="http://schemas.microsoft.com/office/word/2018/wordml/cex" xmlns:w16cid="http://schemas.microsoft.com/office/word/2016/wordml/cid" xmlns:w16="http://schemas.microsoft.com/office/word/2018/wordml" xmlns:w16du="http://schemas.microsoft.com/office/word/2023/wordml/word16du" xmlns:w16sdtdh="http://schemas.microsoft.com/office/word/2020/wordml/sdtdatahash" xmlns:w16sdtfl="http://schemas.microsoft.com/office/word/2024/wordml/sdtformatlock" xmlns:w16se="http://schemas.microsoft.com/office/word/2015/wordml/symex" xmlns:wpg="http://schemas.microsoft.com/office/word/2010/wordprocessingGroup" xmlns:wpi="http://schemas.microsoft.com/office/word/2010/wordprocessingInk" xmlns:wne="http://schemas.microsoft.com/office/word/2006/wordml" xmlns:wps="http://schemas.microsoft.com/office/word/2010/wordprocessingShape" mc:Ignorable="w14 w15 w16se w16cid w16 w16cex w16sdtdh w16sdtfl w16du wp14">
   <w:endnote w:type="separator" w:id="-1">
     <w:p>
       <w:r>
@@ -1872,7 +2028,7 @@
 </file>
 
 <file path=word/footer1.xml><?xml version="1.0" encoding="utf-8"?>
-<w:ftr xmlns:wpc="http://schemas.microsoft.com/office/word/2010/wordprocessingCanvas" xmlns:cx="http://schemas.microsoft.com/office/drawing/2014/chartex" xmlns:cx1="http://schemas.microsoft.com/office/drawing/2015/9/8/chartex" xmlns:cx2="http://schemas.microsoft.com/office/drawing/2015/10/21/chartex" xmlns:cx3="http://schemas.microsoft.com/office/drawing/2016/5/9/chartex" xmlns:cx4="http://schemas.microsoft.com/office/drawing/2016/5/10/chartex" xmlns:cx5="http://schemas.microsoft.com/office/drawing/2016/5/11/chartex" xmlns:cx6="http://schemas.microsoft.com/office/drawing/2016/5/12/chartex" xmlns:cx7="http://schemas.microsoft.com/office/drawing/2016/5/13/chartex" xmlns:cx8="http://schemas.microsoft.com/office/drawing/2016/5/14/chartex" xmlns:mc="http://schemas.openxmlformats.org/markup-compatibility/2006" xmlns:aink="http://schemas.microsoft.com/office/drawing/2016/ink" xmlns:am3d="http://schemas.microsoft.com/office/drawing/2017/model3d" xmlns:o="urn:schemas-microsoft-com:office:office" xmlns:oel="http://schemas.microsoft.com/office/2019/extlst" xmlns:r="http://schemas.openxmlformats.org/officeDocument/2006/relationships" xmlns:m="http://schemas.openxmlformats.org/officeDocument/2006/math" xmlns:v="urn:schemas-microsoft-com:vml" xmlns:wp14="http://schemas.microsoft.com/office/word/2010/wordprocessingDrawing" xmlns:wp="http://schemas.openxmlformats.org/drawingml/2006/wordprocessingDrawing" xmlns:w10="urn:schemas-microsoft-com:office:word" xmlns:w="http://schemas.openxmlformats.org/wordprocessingml/2006/main" xmlns:w14="http://schemas.microsoft.com/office/word/2010/wordml" xmlns:w15="http://schemas.microsoft.com/office/word/2012/wordml" xmlns:w16cex="http://schemas.microsoft.com/office/word/2018/wordml/cex" xmlns:w16cid="http://schemas.microsoft.com/office/word/2016/wordml/cid" xmlns:w16="http://schemas.microsoft.com/office/word/2018/wordml" xmlns:w16sdtdh="http://schemas.microsoft.com/office/word/2020/wordml/sdtdatahash" xmlns:w16se="http://schemas.microsoft.com/office/word/2015/wordml/symex" xmlns:wpg="http://schemas.microsoft.com/office/word/2010/wordprocessingGroup" xmlns:wpi="http://schemas.microsoft.com/office/word/2010/wordprocessingInk" xmlns:wne="http://schemas.microsoft.com/office/word/2006/wordml" xmlns:wps="http://schemas.microsoft.com/office/word/2010/wordprocessingShape" mc:Ignorable="w14 w15 w16se w16cid w16 w16cex w16sdtdh wp14">
+<w:ftr xmlns:wpc="http://schemas.microsoft.com/office/word/2010/wordprocessingCanvas" xmlns:cx="http://schemas.microsoft.com/office/drawing/2014/chartex" xmlns:cx1="http://schemas.microsoft.com/office/drawing/2015/9/8/chartex" xmlns:cx2="http://schemas.microsoft.com/office/drawing/2015/10/21/chartex" xmlns:cx3="http://schemas.microsoft.com/office/drawing/2016/5/9/chartex" xmlns:cx4="http://schemas.microsoft.com/office/drawing/2016/5/10/chartex" xmlns:cx5="http://schemas.microsoft.com/office/drawing/2016/5/11/chartex" xmlns:cx6="http://schemas.microsoft.com/office/drawing/2016/5/12/chartex" xmlns:cx7="http://schemas.microsoft.com/office/drawing/2016/5/13/chartex" xmlns:cx8="http://schemas.microsoft.com/office/drawing/2016/5/14/chartex" xmlns:mc="http://schemas.openxmlformats.org/markup-compatibility/2006" xmlns:aink="http://schemas.microsoft.com/office/drawing/2016/ink" xmlns:am3d="http://schemas.microsoft.com/office/drawing/2017/model3d" xmlns:o="urn:schemas-microsoft-com:office:office" xmlns:oel="http://schemas.microsoft.com/office/2019/extlst" xmlns:r="http://schemas.openxmlformats.org/officeDocument/2006/relationships" xmlns:m="http://schemas.openxmlformats.org/officeDocument/2006/math" xmlns:v="urn:schemas-microsoft-com:vml" xmlns:wp14="http://schemas.microsoft.com/office/word/2010/wordprocessingDrawing" xmlns:wp="http://schemas.openxmlformats.org/drawingml/2006/wordprocessingDrawing" xmlns:w10="urn:schemas-microsoft-com:office:word" xmlns:w="http://schemas.openxmlformats.org/wordprocessingml/2006/main" xmlns:w14="http://schemas.microsoft.com/office/word/2010/wordml" xmlns:w15="http://schemas.microsoft.com/office/word/2012/wordml" xmlns:w16cex="http://schemas.microsoft.com/office/word/2018/wordml/cex" xmlns:w16cid="http://schemas.microsoft.com/office/word/2016/wordml/cid" xmlns:w16="http://schemas.microsoft.com/office/word/2018/wordml" xmlns:w16du="http://schemas.microsoft.com/office/word/2023/wordml/word16du" xmlns:w16sdtdh="http://schemas.microsoft.com/office/word/2020/wordml/sdtdatahash" xmlns:w16sdtfl="http://schemas.microsoft.com/office/word/2024/wordml/sdtformatlock" xmlns:w16se="http://schemas.microsoft.com/office/word/2015/wordml/symex" xmlns:wpg="http://schemas.microsoft.com/office/word/2010/wordprocessingGroup" xmlns:wpi="http://schemas.microsoft.com/office/word/2010/wordprocessingInk" xmlns:wne="http://schemas.microsoft.com/office/word/2006/wordml" xmlns:wps="http://schemas.microsoft.com/office/word/2010/wordprocessingShape" mc:Ignorable="w14 w15 w16se w16cid w16 w16cex w16sdtdh w16sdtfl w16du wp14">
   <w:p>
     <w:pPr>
       <w:pStyle w:val="Footer"/>
@@ -1882,7 +2038,7 @@
 </file>
 
 <file path=word/footer2.xml><?xml version="1.0" encoding="utf-8"?>
-<w:ftr xmlns:wpc="http://schemas.microsoft.com/office/word/2010/wordprocessingCanvas" xmlns:cx="http://schemas.microsoft.com/office/drawing/2014/chartex" xmlns:cx1="http://schemas.microsoft.com/office/drawing/2015/9/8/chartex" xmlns:cx2="http://schemas.microsoft.com/office/drawing/2015/10/21/chartex" xmlns:cx3="http://schemas.microsoft.com/office/drawing/2016/5/9/chartex" xmlns:cx4="http://schemas.microsoft.com/office/drawing/2016/5/10/chartex" xmlns:cx5="http://schemas.microsoft.com/office/drawing/2016/5/11/chartex" xmlns:cx6="http://schemas.microsoft.com/office/drawing/2016/5/12/chartex" xmlns:cx7="http://schemas.microsoft.com/office/drawing/2016/5/13/chartex" xmlns:cx8="http://schemas.microsoft.com/office/drawing/2016/5/14/chartex" xmlns:mc="http://schemas.openxmlformats.org/markup-compatibility/2006" xmlns:aink="http://schemas.microsoft.com/office/drawing/2016/ink" xmlns:am3d="http://schemas.microsoft.com/office/drawing/2017/model3d" xmlns:o="urn:schemas-microsoft-com:office:office" xmlns:oel="http://schemas.microsoft.com/office/2019/extlst" xmlns:r="http://schemas.openxmlformats.org/officeDocument/2006/relationships" xmlns:m="http://schemas.openxmlformats.org/officeDocument/2006/math" xmlns:v="urn:schemas-microsoft-com:vml" xmlns:wp14="http://schemas.microsoft.com/office/word/2010/wordprocessingDrawing" xmlns:wp="http://schemas.openxmlformats.org/drawingml/2006/wordprocessingDrawing" xmlns:w10="urn:schemas-microsoft-com:office:word" xmlns:w="http://schemas.openxmlformats.org/wordprocessingml/2006/main" xmlns:w14="http://schemas.microsoft.com/office/word/2010/wordml" xmlns:w15="http://schemas.microsoft.com/office/word/2012/wordml" xmlns:w16cex="http://schemas.microsoft.com/office/word/2018/wordml/cex" xmlns:w16cid="http://schemas.microsoft.com/office/word/2016/wordml/cid" xmlns:w16="http://schemas.microsoft.com/office/word/2018/wordml" xmlns:w16sdtdh="http://schemas.microsoft.com/office/word/2020/wordml/sdtdatahash" xmlns:w16se="http://schemas.microsoft.com/office/word/2015/wordml/symex" xmlns:wpg="http://schemas.microsoft.com/office/word/2010/wordprocessingGroup" xmlns:wpi="http://schemas.microsoft.com/office/word/2010/wordprocessingInk" xmlns:wne="http://schemas.microsoft.com/office/word/2006/wordml" xmlns:wps="http://schemas.microsoft.com/office/word/2010/wordprocessingShape" mc:Ignorable="w14 w15 w16se w16cid w16 w16cex w16sdtdh wp14">
+<w:ftr xmlns:wpc="http://schemas.microsoft.com/office/word/2010/wordprocessingCanvas" xmlns:cx="http://schemas.microsoft.com/office/drawing/2014/chartex" xmlns:cx1="http://schemas.microsoft.com/office/drawing/2015/9/8/chartex" xmlns:cx2="http://schemas.microsoft.com/office/drawing/2015/10/21/chartex" xmlns:cx3="http://schemas.microsoft.com/office/drawing/2016/5/9/chartex" xmlns:cx4="http://schemas.microsoft.com/office/drawing/2016/5/10/chartex" xmlns:cx5="http://schemas.microsoft.com/office/drawing/2016/5/11/chartex" xmlns:cx6="http://schemas.microsoft.com/office/drawing/2016/5/12/chartex" xmlns:cx7="http://schemas.microsoft.com/office/drawing/2016/5/13/chartex" xmlns:cx8="http://schemas.microsoft.com/office/drawing/2016/5/14/chartex" xmlns:mc="http://schemas.openxmlformats.org/markup-compatibility/2006" xmlns:aink="http://schemas.microsoft.com/office/drawing/2016/ink" xmlns:am3d="http://schemas.microsoft.com/office/drawing/2017/model3d" xmlns:o="urn:schemas-microsoft-com:office:office" xmlns:oel="http://schemas.microsoft.com/office/2019/extlst" xmlns:r="http://schemas.openxmlformats.org/officeDocument/2006/relationships" xmlns:m="http://schemas.openxmlformats.org/officeDocument/2006/math" xmlns:v="urn:schemas-microsoft-com:vml" xmlns:wp14="http://schemas.microsoft.com/office/word/2010/wordprocessingDrawing" xmlns:wp="http://schemas.openxmlformats.org/drawingml/2006/wordprocessingDrawing" xmlns:w10="urn:schemas-microsoft-com:office:word" xmlns:w="http://schemas.openxmlformats.org/wordprocessingml/2006/main" xmlns:w14="http://schemas.microsoft.com/office/word/2010/wordml" xmlns:w15="http://schemas.microsoft.com/office/word/2012/wordml" xmlns:w16cex="http://schemas.microsoft.com/office/word/2018/wordml/cex" xmlns:w16cid="http://schemas.microsoft.com/office/word/2016/wordml/cid" xmlns:w16="http://schemas.microsoft.com/office/word/2018/wordml" xmlns:w16du="http://schemas.microsoft.com/office/word/2023/wordml/word16du" xmlns:w16sdtdh="http://schemas.microsoft.com/office/word/2020/wordml/sdtdatahash" xmlns:w16sdtfl="http://schemas.microsoft.com/office/word/2024/wordml/sdtformatlock" xmlns:w16se="http://schemas.microsoft.com/office/word/2015/wordml/symex" xmlns:wpg="http://schemas.microsoft.com/office/word/2010/wordprocessingGroup" xmlns:wpi="http://schemas.microsoft.com/office/word/2010/wordprocessingInk" xmlns:wne="http://schemas.microsoft.com/office/word/2006/wordml" xmlns:wps="http://schemas.microsoft.com/office/word/2010/wordprocessingShape" mc:Ignorable="w14 w15 w16se w16cid w16 w16cex w16sdtdh w16sdtfl w16du wp14">
   <w:p>
     <w:pPr>
       <w:pStyle w:val="Footer"/>
@@ -1917,7 +2073,7 @@
 </file>
 
 <file path=word/footer3.xml><?xml version="1.0" encoding="utf-8"?>
-<w:ftr xmlns:wpc="http://schemas.microsoft.com/office/word/2010/wordprocessingCanvas" xmlns:cx="http://schemas.microsoft.com/office/drawing/2014/chartex" xmlns:cx1="http://schemas.microsoft.com/office/drawing/2015/9/8/chartex" xmlns:cx2="http://schemas.microsoft.com/office/drawing/2015/10/21/chartex" xmlns:cx3="http://schemas.microsoft.com/office/drawing/2016/5/9/chartex" xmlns:cx4="http://schemas.microsoft.com/office/drawing/2016/5/10/chartex" xmlns:cx5="http://schemas.microsoft.com/office/drawing/2016/5/11/chartex" xmlns:cx6="http://schemas.microsoft.com/office/drawing/2016/5/12/chartex" xmlns:cx7="http://schemas.microsoft.com/office/drawing/2016/5/13/chartex" xmlns:cx8="http://schemas.microsoft.com/office/drawing/2016/5/14/chartex" xmlns:mc="http://schemas.openxmlformats.org/markup-compatibility/2006" xmlns:aink="http://schemas.microsoft.com/office/drawing/2016/ink" xmlns:am3d="http://schemas.microsoft.com/office/drawing/2017/model3d" xmlns:o="urn:schemas-microsoft-com:office:office" xmlns:oel="http://schemas.microsoft.com/office/2019/extlst" xmlns:r="http://schemas.openxmlformats.org/officeDocument/2006/relationships" xmlns:m="http://schemas.openxmlformats.org/officeDocument/2006/math" xmlns:v="urn:schemas-microsoft-com:vml" xmlns:wp14="http://schemas.microsoft.com/office/word/2010/wordprocessingDrawing" xmlns:wp="http://schemas.openxmlformats.org/drawingml/2006/wordprocessingDrawing" xmlns:w10="urn:schemas-microsoft-com:office:word" xmlns:w="http://schemas.openxmlformats.org/wordprocessingml/2006/main" xmlns:w14="http://schemas.microsoft.com/office/word/2010/wordml" xmlns:w15="http://schemas.microsoft.com/office/word/2012/wordml" xmlns:w16cex="http://schemas.microsoft.com/office/word/2018/wordml/cex" xmlns:w16cid="http://schemas.microsoft.com/office/word/2016/wordml/cid" xmlns:w16="http://schemas.microsoft.com/office/word/2018/wordml" xmlns:w16sdtdh="http://schemas.microsoft.com/office/word/2020/wordml/sdtdatahash" xmlns:w16se="http://schemas.microsoft.com/office/word/2015/wordml/symex" xmlns:wpg="http://schemas.microsoft.com/office/word/2010/wordprocessingGroup" xmlns:wpi="http://schemas.microsoft.com/office/word/2010/wordprocessingInk" xmlns:wne="http://schemas.microsoft.com/office/word/2006/wordml" xmlns:wps="http://schemas.microsoft.com/office/word/2010/wordprocessingShape" mc:Ignorable="w14 w15 w16se w16cid w16 w16cex w16sdtdh wp14">
+<w:ftr xmlns:wpc="http://schemas.microsoft.com/office/word/2010/wordprocessingCanvas" xmlns:cx="http://schemas.microsoft.com/office/drawing/2014/chartex" xmlns:cx1="http://schemas.microsoft.com/office/drawing/2015/9/8/chartex" xmlns:cx2="http://schemas.microsoft.com/office/drawing/2015/10/21/chartex" xmlns:cx3="http://schemas.microsoft.com/office/drawing/2016/5/9/chartex" xmlns:cx4="http://schemas.microsoft.com/office/drawing/2016/5/10/chartex" xmlns:cx5="http://schemas.microsoft.com/office/drawing/2016/5/11/chartex" xmlns:cx6="http://schemas.microsoft.com/office/drawing/2016/5/12/chartex" xmlns:cx7="http://schemas.microsoft.com/office/drawing/2016/5/13/chartex" xmlns:cx8="http://schemas.microsoft.com/office/drawing/2016/5/14/chartex" xmlns:mc="http://schemas.openxmlformats.org/markup-compatibility/2006" xmlns:aink="http://schemas.microsoft.com/office/drawing/2016/ink" xmlns:am3d="http://schemas.microsoft.com/office/drawing/2017/model3d" xmlns:o="urn:schemas-microsoft-com:office:office" xmlns:oel="http://schemas.microsoft.com/office/2019/extlst" xmlns:r="http://schemas.openxmlformats.org/officeDocument/2006/relationships" xmlns:m="http://schemas.openxmlformats.org/officeDocument/2006/math" xmlns:v="urn:schemas-microsoft-com:vml" xmlns:wp14="http://schemas.microsoft.com/office/word/2010/wordprocessingDrawing" xmlns:wp="http://schemas.openxmlformats.org/drawingml/2006/wordprocessingDrawing" xmlns:w10="urn:schemas-microsoft-com:office:word" xmlns:w="http://schemas.openxmlformats.org/wordprocessingml/2006/main" xmlns:w14="http://schemas.microsoft.com/office/word/2010/wordml" xmlns:w15="http://schemas.microsoft.com/office/word/2012/wordml" xmlns:w16cex="http://schemas.microsoft.com/office/word/2018/wordml/cex" xmlns:w16cid="http://schemas.microsoft.com/office/word/2016/wordml/cid" xmlns:w16="http://schemas.microsoft.com/office/word/2018/wordml" xmlns:w16du="http://schemas.microsoft.com/office/word/2023/wordml/word16du" xmlns:w16sdtdh="http://schemas.microsoft.com/office/word/2020/wordml/sdtdatahash" xmlns:w16sdtfl="http://schemas.microsoft.com/office/word/2024/wordml/sdtformatlock" xmlns:w16se="http://schemas.microsoft.com/office/word/2015/wordml/symex" xmlns:wpg="http://schemas.microsoft.com/office/word/2010/wordprocessingGroup" xmlns:wpi="http://schemas.microsoft.com/office/word/2010/wordprocessingInk" xmlns:wne="http://schemas.microsoft.com/office/word/2006/wordml" xmlns:wps="http://schemas.microsoft.com/office/word/2010/wordprocessingShape" mc:Ignorable="w14 w15 w16se w16cid w16 w16cex w16sdtdh w16sdtfl w16du wp14">
   <w:p>
     <w:pPr>
       <w:pStyle w:val="Footer"/>
@@ -1927,7 +2083,7 @@
 </file>
 
 <file path=word/footnotes.xml><?xml version="1.0" encoding="utf-8"?>
-<w:footnotes xmlns:wpc="http://schemas.microsoft.com/office/word/2010/wordprocessingCanvas" xmlns:cx="http://schemas.microsoft.com/office/drawing/2014/chartex" xmlns:cx1="http://schemas.microsoft.com/office/drawing/2015/9/8/chartex" xmlns:cx2="http://schemas.microsoft.com/office/drawing/2015/10/21/chartex" xmlns:cx3="http://schemas.microsoft.com/office/drawing/2016/5/9/chartex" xmlns:cx4="http://schemas.microsoft.com/office/drawing/2016/5/10/chartex" xmlns:cx5="http://schemas.microsoft.com/office/drawing/2016/5/11/chartex" xmlns:cx6="http://schemas.microsoft.com/office/drawing/2016/5/12/chartex" xmlns:cx7="http://schemas.microsoft.com/office/drawing/2016/5/13/chartex" xmlns:cx8="http://schemas.microsoft.com/office/drawing/2016/5/14/chartex" xmlns:mc="http://schemas.openxmlformats.org/markup-compatibility/2006" xmlns:aink="http://schemas.microsoft.com/office/drawing/2016/ink" xmlns:am3d="http://schemas.microsoft.com/office/drawing/2017/model3d" xmlns:o="urn:schemas-microsoft-com:office:office" xmlns:oel="http://schemas.microsoft.com/office/2019/extlst" xmlns:r="http://schemas.openxmlformats.org/officeDocument/2006/relationships" xmlns:m="http://schemas.openxmlformats.org/officeDocument/2006/math" xmlns:v="urn:schemas-microsoft-com:vml" xmlns:wp14="http://schemas.microsoft.com/office/word/2010/wordprocessingDrawing" xmlns:wp="http://schemas.openxmlformats.org/drawingml/2006/wordprocessingDrawing" xmlns:w10="urn:schemas-microsoft-com:office:word" xmlns:w="http://schemas.openxmlformats.org/wordprocessingml/2006/main" xmlns:w14="http://schemas.microsoft.com/office/word/2010/wordml" xmlns:w15="http://schemas.microsoft.com/office/word/2012/wordml" xmlns:w16cex="http://schemas.microsoft.com/office/word/2018/wordml/cex" xmlns:w16cid="http://schemas.microsoft.com/office/word/2016/wordml/cid" xmlns:w16="http://schemas.microsoft.com/office/word/2018/wordml" xmlns:w16sdtdh="http://schemas.microsoft.com/office/word/2020/wordml/sdtdatahash" xmlns:w16se="http://schemas.microsoft.com/office/word/2015/wordml/symex" xmlns:wpg="http://schemas.microsoft.com/office/word/2010/wordprocessingGroup" xmlns:wpi="http://schemas.microsoft.com/office/word/2010/wordprocessingInk" xmlns:wne="http://schemas.microsoft.com/office/word/2006/wordml" xmlns:wps="http://schemas.microsoft.com/office/word/2010/wordprocessingShape" mc:Ignorable="w14 w15 w16se w16cid w16 w16cex w16sdtdh wp14">
+<w:footnotes xmlns:wpc="http://schemas.microsoft.com/office/word/2010/wordprocessingCanvas" xmlns:cx="http://schemas.microsoft.com/office/drawing/2014/chartex" xmlns:cx1="http://schemas.microsoft.com/office/drawing/2015/9/8/chartex" xmlns:cx2="http://schemas.microsoft.com/office/drawing/2015/10/21/chartex" xmlns:cx3="http://schemas.microsoft.com/office/drawing/2016/5/9/chartex" xmlns:cx4="http://schemas.microsoft.com/office/drawing/2016/5/10/chartex" xmlns:cx5="http://schemas.microsoft.com/office/drawing/2016/5/11/chartex" xmlns:cx6="http://schemas.microsoft.com/office/drawing/2016/5/12/chartex" xmlns:cx7="http://schemas.microsoft.com/office/drawing/2016/5/13/chartex" xmlns:cx8="http://schemas.microsoft.com/office/drawing/2016/5/14/chartex" xmlns:mc="http://schemas.openxmlformats.org/markup-compatibility/2006" xmlns:aink="http://schemas.microsoft.com/office/drawing/2016/ink" xmlns:am3d="http://schemas.microsoft.com/office/drawing/2017/model3d" xmlns:o="urn:schemas-microsoft-com:office:office" xmlns:oel="http://schemas.microsoft.com/office/2019/extlst" xmlns:r="http://schemas.openxmlformats.org/officeDocument/2006/relationships" xmlns:m="http://schemas.openxmlformats.org/officeDocument/2006/math" xmlns:v="urn:schemas-microsoft-com:vml" xmlns:wp14="http://schemas.microsoft.com/office/word/2010/wordprocessingDrawing" xmlns:wp="http://schemas.openxmlformats.org/drawingml/2006/wordprocessingDrawing" xmlns:w10="urn:schemas-microsoft-com:office:word" xmlns:w="http://schemas.openxmlformats.org/wordprocessingml/2006/main" xmlns:w14="http://schemas.microsoft.com/office/word/2010/wordml" xmlns:w15="http://schemas.microsoft.com/office/word/2012/wordml" xmlns:w16cex="http://schemas.microsoft.com/office/word/2018/wordml/cex" xmlns:w16cid="http://schemas.microsoft.com/office/word/2016/wordml/cid" xmlns:w16="http://schemas.microsoft.com/office/word/2018/wordml" xmlns:w16du="http://schemas.microsoft.com/office/word/2023/wordml/word16du" xmlns:w16sdtdh="http://schemas.microsoft.com/office/word/2020/wordml/sdtdatahash" xmlns:w16sdtfl="http://schemas.microsoft.com/office/word/2024/wordml/sdtformatlock" xmlns:w16se="http://schemas.microsoft.com/office/word/2015/wordml/symex" xmlns:wpg="http://schemas.microsoft.com/office/word/2010/wordprocessingGroup" xmlns:wpi="http://schemas.microsoft.com/office/word/2010/wordprocessingInk" xmlns:wne="http://schemas.microsoft.com/office/word/2006/wordml" xmlns:wps="http://schemas.microsoft.com/office/word/2010/wordprocessingShape" mc:Ignorable="w14 w15 w16se w16cid w16 w16cex w16sdtdh w16sdtfl w16du wp14">
   <w:footnote w:type="separator" w:id="-1">
     <w:p>
       <w:r>
@@ -1946,7 +2102,7 @@
 </file>
 
 <file path=word/header1.xml><?xml version="1.0" encoding="utf-8"?>
-<w:hdr xmlns:wpc="http://schemas.microsoft.com/office/word/2010/wordprocessingCanvas" xmlns:cx="http://schemas.microsoft.com/office/drawing/2014/chartex" xmlns:cx1="http://schemas.microsoft.com/office/drawing/2015/9/8/chartex" xmlns:cx2="http://schemas.microsoft.com/office/drawing/2015/10/21/chartex" xmlns:cx3="http://schemas.microsoft.com/office/drawing/2016/5/9/chartex" xmlns:cx4="http://schemas.microsoft.com/office/drawing/2016/5/10/chartex" xmlns:cx5="http://schemas.microsoft.com/office/drawing/2016/5/11/chartex" xmlns:cx6="http://schemas.microsoft.com/office/drawing/2016/5/12/chartex" xmlns:cx7="http://schemas.microsoft.com/office/drawing/2016/5/13/chartex" xmlns:cx8="http://schemas.microsoft.com/office/drawing/2016/5/14/chartex" xmlns:mc="http://schemas.openxmlformats.org/markup-compatibility/2006" xmlns:aink="http://schemas.microsoft.com/office/drawing/2016/ink" xmlns:am3d="http://schemas.microsoft.com/office/drawing/2017/model3d" xmlns:o="urn:schemas-microsoft-com:office:office" xmlns:oel="http://schemas.microsoft.com/office/2019/extlst" xmlns:r="http://schemas.openxmlformats.org/officeDocument/2006/relationships" xmlns:m="http://schemas.openxmlformats.org/officeDocument/2006/math" xmlns:v="urn:schemas-microsoft-com:vml" xmlns:wp14="http://schemas.microsoft.com/office/word/2010/wordprocessingDrawing" xmlns:wp="http://schemas.openxmlformats.org/drawingml/2006/wordprocessingDrawing" xmlns:w10="urn:schemas-microsoft-com:office:word" xmlns:w="http://schemas.openxmlformats.org/wordprocessingml/2006/main" xmlns:w14="http://schemas.microsoft.com/office/word/2010/wordml" xmlns:w15="http://schemas.microsoft.com/office/word/2012/wordml" xmlns:w16cex="http://schemas.microsoft.com/office/word/2018/wordml/cex" xmlns:w16cid="http://schemas.microsoft.com/office/word/2016/wordml/cid" xmlns:w16="http://schemas.microsoft.com/office/word/2018/wordml" xmlns:w16sdtdh="http://schemas.microsoft.com/office/word/2020/wordml/sdtdatahash" xmlns:w16se="http://schemas.microsoft.com/office/word/2015/wordml/symex" xmlns:wpg="http://schemas.microsoft.com/office/word/2010/wordprocessingGroup" xmlns:wpi="http://schemas.microsoft.com/office/word/2010/wordprocessingInk" xmlns:wne="http://schemas.microsoft.com/office/word/2006/wordml" xmlns:wps="http://schemas.microsoft.com/office/word/2010/wordprocessingShape" mc:Ignorable="w14 w15 w16se w16cid w16 w16cex w16sdtdh wp14">
+<w:hdr xmlns:wpc="http://schemas.microsoft.com/office/word/2010/wordprocessingCanvas" xmlns:cx="http://schemas.microsoft.com/office/drawing/2014/chartex" xmlns:cx1="http://schemas.microsoft.com/office/drawing/2015/9/8/chartex" xmlns:cx2="http://schemas.microsoft.com/office/drawing/2015/10/21/chartex" xmlns:cx3="http://schemas.microsoft.com/office/drawing/2016/5/9/chartex" xmlns:cx4="http://schemas.microsoft.com/office/drawing/2016/5/10/chartex" xmlns:cx5="http://schemas.microsoft.com/office/drawing/2016/5/11/chartex" xmlns:cx6="http://schemas.microsoft.com/office/drawing/2016/5/12/chartex" xmlns:cx7="http://schemas.microsoft.com/office/drawing/2016/5/13/chartex" xmlns:cx8="http://schemas.microsoft.com/office/drawing/2016/5/14/chartex" xmlns:mc="http://schemas.openxmlformats.org/markup-compatibility/2006" xmlns:aink="http://schemas.microsoft.com/office/drawing/2016/ink" xmlns:am3d="http://schemas.microsoft.com/office/drawing/2017/model3d" xmlns:o="urn:schemas-microsoft-com:office:office" xmlns:oel="http://schemas.microsoft.com/office/2019/extlst" xmlns:r="http://schemas.openxmlformats.org/officeDocument/2006/relationships" xmlns:m="http://schemas.openxmlformats.org/officeDocument/2006/math" xmlns:v="urn:schemas-microsoft-com:vml" xmlns:wp14="http://schemas.microsoft.com/office/word/2010/wordprocessingDrawing" xmlns:wp="http://schemas.openxmlformats.org/drawingml/2006/wordprocessingDrawing" xmlns:w10="urn:schemas-microsoft-com:office:word" xmlns:w="http://schemas.openxmlformats.org/wordprocessingml/2006/main" xmlns:w14="http://schemas.microsoft.com/office/word/2010/wordml" xmlns:w15="http://schemas.microsoft.com/office/word/2012/wordml" xmlns:w16cex="http://schemas.microsoft.com/office/word/2018/wordml/cex" xmlns:w16cid="http://schemas.microsoft.com/office/word/2016/wordml/cid" xmlns:w16="http://schemas.microsoft.com/office/word/2018/wordml" xmlns:w16du="http://schemas.microsoft.com/office/word/2023/wordml/word16du" xmlns:w16sdtdh="http://schemas.microsoft.com/office/word/2020/wordml/sdtdatahash" xmlns:w16sdtfl="http://schemas.microsoft.com/office/word/2024/wordml/sdtformatlock" xmlns:w16se="http://schemas.microsoft.com/office/word/2015/wordml/symex" xmlns:wpg="http://schemas.microsoft.com/office/word/2010/wordprocessingGroup" xmlns:wpi="http://schemas.microsoft.com/office/word/2010/wordprocessingInk" xmlns:wne="http://schemas.microsoft.com/office/word/2006/wordml" xmlns:wps="http://schemas.microsoft.com/office/word/2010/wordprocessingShape" mc:Ignorable="w14 w15 w16se w16cid w16 w16cex w16sdtdh w16sdtfl w16du wp14">
   <w:p>
     <w:pPr>
       <w:pStyle w:val="Header"/>
@@ -1956,7 +2112,7 @@
 </file>
 
 <file path=word/header2.xml><?xml version="1.0" encoding="utf-8"?>
-<w:hdr xmlns:wpc="http://schemas.microsoft.com/office/word/2010/wordprocessingCanvas" xmlns:cx="http://schemas.microsoft.com/office/drawing/2014/chartex" xmlns:cx1="http://schemas.microsoft.com/office/drawing/2015/9/8/chartex" xmlns:cx2="http://schemas.microsoft.com/office/drawing/2015/10/21/chartex" xmlns:cx3="http://schemas.microsoft.com/office/drawing/2016/5/9/chartex" xmlns:cx4="http://schemas.microsoft.com/office/drawing/2016/5/10/chartex" xmlns:cx5="http://schemas.microsoft.com/office/drawing/2016/5/11/chartex" xmlns:cx6="http://schemas.microsoft.com/office/drawing/2016/5/12/chartex" xmlns:cx7="http://schemas.microsoft.com/office/drawing/2016/5/13/chartex" xmlns:cx8="http://schemas.microsoft.com/office/drawing/2016/5/14/chartex" xmlns:mc="http://schemas.openxmlformats.org/markup-compatibility/2006" xmlns:aink="http://schemas.microsoft.com/office/drawing/2016/ink" xmlns:am3d="http://schemas.microsoft.com/office/drawing/2017/model3d" xmlns:o="urn:schemas-microsoft-com:office:office" xmlns:oel="http://schemas.microsoft.com/office/2019/extlst" xmlns:r="http://schemas.openxmlformats.org/officeDocument/2006/relationships" xmlns:m="http://schemas.openxmlformats.org/officeDocument/2006/math" xmlns:v="urn:schemas-microsoft-com:vml" xmlns:wp14="http://schemas.microsoft.com/office/word/2010/wordprocessingDrawing" xmlns:wp="http://schemas.openxmlformats.org/drawingml/2006/wordprocessingDrawing" xmlns:w10="urn:schemas-microsoft-com:office:word" xmlns:w="http://schemas.openxmlformats.org/wordprocessingml/2006/main" xmlns:w14="http://schemas.microsoft.com/office/word/2010/wordml" xmlns:w15="http://schemas.microsoft.com/office/word/2012/wordml" xmlns:w16cex="http://schemas.microsoft.com/office/word/2018/wordml/cex" xmlns:w16cid="http://schemas.microsoft.com/office/word/2016/wordml/cid" xmlns:w16="http://schemas.microsoft.com/office/word/2018/wordml" xmlns:w16sdtdh="http://schemas.microsoft.com/office/word/2020/wordml/sdtdatahash" xmlns:w16se="http://schemas.microsoft.com/office/word/2015/wordml/symex" xmlns:wpg="http://schemas.microsoft.com/office/word/2010/wordprocessingGroup" xmlns:wpi="http://schemas.microsoft.com/office/word/2010/wordprocessingInk" xmlns:wne="http://schemas.microsoft.com/office/word/2006/wordml" xmlns:wps="http://schemas.microsoft.com/office/word/2010/wordprocessingShape" mc:Ignorable="w14 w15 w16se w16cid w16 w16cex w16sdtdh wp14">
+<w:hdr xmlns:wpc="http://schemas.microsoft.com/office/word/2010/wordprocessingCanvas" xmlns:cx="http://schemas.microsoft.com/office/drawing/2014/chartex" xmlns:cx1="http://schemas.microsoft.com/office/drawing/2015/9/8/chartex" xmlns:cx2="http://schemas.microsoft.com/office/drawing/2015/10/21/chartex" xmlns:cx3="http://schemas.microsoft.com/office/drawing/2016/5/9/chartex" xmlns:cx4="http://schemas.microsoft.com/office/drawing/2016/5/10/chartex" xmlns:cx5="http://schemas.microsoft.com/office/drawing/2016/5/11/chartex" xmlns:cx6="http://schemas.microsoft.com/office/drawing/2016/5/12/chartex" xmlns:cx7="http://schemas.microsoft.com/office/drawing/2016/5/13/chartex" xmlns:cx8="http://schemas.microsoft.com/office/drawing/2016/5/14/chartex" xmlns:mc="http://schemas.openxmlformats.org/markup-compatibility/2006" xmlns:aink="http://schemas.microsoft.com/office/drawing/2016/ink" xmlns:am3d="http://schemas.microsoft.com/office/drawing/2017/model3d" xmlns:o="urn:schemas-microsoft-com:office:office" xmlns:oel="http://schemas.microsoft.com/office/2019/extlst" xmlns:r="http://schemas.openxmlformats.org/officeDocument/2006/relationships" xmlns:m="http://schemas.openxmlformats.org/officeDocument/2006/math" xmlns:v="urn:schemas-microsoft-com:vml" xmlns:wp14="http://schemas.microsoft.com/office/word/2010/wordprocessingDrawing" xmlns:wp="http://schemas.openxmlformats.org/drawingml/2006/wordprocessingDrawing" xmlns:w10="urn:schemas-microsoft-com:office:word" xmlns:w="http://schemas.openxmlformats.org/wordprocessingml/2006/main" xmlns:w14="http://schemas.microsoft.com/office/word/2010/wordml" xmlns:w15="http://schemas.microsoft.com/office/word/2012/wordml" xmlns:w16cex="http://schemas.microsoft.com/office/word/2018/wordml/cex" xmlns:w16cid="http://schemas.microsoft.com/office/word/2016/wordml/cid" xmlns:w16="http://schemas.microsoft.com/office/word/2018/wordml" xmlns:w16du="http://schemas.microsoft.com/office/word/2023/wordml/word16du" xmlns:w16sdtdh="http://schemas.microsoft.com/office/word/2020/wordml/sdtdatahash" xmlns:w16sdtfl="http://schemas.microsoft.com/office/word/2024/wordml/sdtformatlock" xmlns:w16se="http://schemas.microsoft.com/office/word/2015/wordml/symex" xmlns:wpg="http://schemas.microsoft.com/office/word/2010/wordprocessingGroup" xmlns:wpi="http://schemas.microsoft.com/office/word/2010/wordprocessingInk" xmlns:wne="http://schemas.microsoft.com/office/word/2006/wordml" xmlns:wps="http://schemas.microsoft.com/office/word/2010/wordprocessingShape" mc:Ignorable="w14 w15 w16se w16cid w16 w16cex w16sdtdh w16sdtfl w16du wp14">
   <w:p>
     <w:pPr>
       <w:pStyle w:val="Header"/>
@@ -1966,7 +2122,7 @@
 </file>
 
 <file path=word/header3.xml><?xml version="1.0" encoding="utf-8"?>
-<w:hdr xmlns:wpc="http://schemas.microsoft.com/office/word/2010/wordprocessingCanvas" xmlns:cx="http://schemas.microsoft.com/office/drawing/2014/chartex" xmlns:cx1="http://schemas.microsoft.com/office/drawing/2015/9/8/chartex" xmlns:cx2="http://schemas.microsoft.com/office/drawing/2015/10/21/chartex" xmlns:cx3="http://schemas.microsoft.com/office/drawing/2016/5/9/chartex" xmlns:cx4="http://schemas.microsoft.com/office/drawing/2016/5/10/chartex" xmlns:cx5="http://schemas.microsoft.com/office/drawing/2016/5/11/chartex" xmlns:cx6="http://schemas.microsoft.com/office/drawing/2016/5/12/chartex" xmlns:cx7="http://schemas.microsoft.com/office/drawing/2016/5/13/chartex" xmlns:cx8="http://schemas.microsoft.com/office/drawing/2016/5/14/chartex" xmlns:mc="http://schemas.openxmlformats.org/markup-compatibility/2006" xmlns:aink="http://schemas.microsoft.com/office/drawing/2016/ink" xmlns:am3d="http://schemas.microsoft.com/office/drawing/2017/model3d" xmlns:o="urn:schemas-microsoft-com:office:office" xmlns:oel="http://schemas.microsoft.com/office/2019/extlst" xmlns:r="http://schemas.openxmlformats.org/officeDocument/2006/relationships" xmlns:m="http://schemas.openxmlformats.org/officeDocument/2006/math" xmlns:v="urn:schemas-microsoft-com:vml" xmlns:wp14="http://schemas.microsoft.com/office/word/2010/wordprocessingDrawing" xmlns:wp="http://schemas.openxmlformats.org/drawingml/2006/wordprocessingDrawing" xmlns:w10="urn:schemas-microsoft-com:office:word" xmlns:w="http://schemas.openxmlformats.org/wordprocessingml/2006/main" xmlns:w14="http://schemas.microsoft.com/office/word/2010/wordml" xmlns:w15="http://schemas.microsoft.com/office/word/2012/wordml" xmlns:w16cex="http://schemas.microsoft.com/office/word/2018/wordml/cex" xmlns:w16cid="http://schemas.microsoft.com/office/word/2016/wordml/cid" xmlns:w16="http://schemas.microsoft.com/office/word/2018/wordml" xmlns:w16sdtdh="http://schemas.microsoft.com/office/word/2020/wordml/sdtdatahash" xmlns:w16se="http://schemas.microsoft.com/office/word/2015/wordml/symex" xmlns:wpg="http://schemas.microsoft.com/office/word/2010/wordprocessingGroup" xmlns:wpi="http://schemas.microsoft.com/office/word/2010/wordprocessingInk" xmlns:wne="http://schemas.microsoft.com/office/word/2006/wordml" xmlns:wps="http://schemas.microsoft.com/office/word/2010/wordprocessingShape" mc:Ignorable="w14 w15 w16se w16cid w16 w16cex w16sdtdh wp14">
+<w:hdr xmlns:wpc="http://schemas.microsoft.com/office/word/2010/wordprocessingCanvas" xmlns:cx="http://schemas.microsoft.com/office/drawing/2014/chartex" xmlns:cx1="http://schemas.microsoft.com/office/drawing/2015/9/8/chartex" xmlns:cx2="http://schemas.microsoft.com/office/drawing/2015/10/21/chartex" xmlns:cx3="http://schemas.microsoft.com/office/drawing/2016/5/9/chartex" xmlns:cx4="http://schemas.microsoft.com/office/drawing/2016/5/10/chartex" xmlns:cx5="http://schemas.microsoft.com/office/drawing/2016/5/11/chartex" xmlns:cx6="http://schemas.microsoft.com/office/drawing/2016/5/12/chartex" xmlns:cx7="http://schemas.microsoft.com/office/drawing/2016/5/13/chartex" xmlns:cx8="http://schemas.microsoft.com/office/drawing/2016/5/14/chartex" xmlns:mc="http://schemas.openxmlformats.org/markup-compatibility/2006" xmlns:aink="http://schemas.microsoft.com/office/drawing/2016/ink" xmlns:am3d="http://schemas.microsoft.com/office/drawing/2017/model3d" xmlns:o="urn:schemas-microsoft-com:office:office" xmlns:oel="http://schemas.microsoft.com/office/2019/extlst" xmlns:r="http://schemas.openxmlformats.org/officeDocument/2006/relationships" xmlns:m="http://schemas.openxmlformats.org/officeDocument/2006/math" xmlns:v="urn:schemas-microsoft-com:vml" xmlns:wp14="http://schemas.microsoft.com/office/word/2010/wordprocessingDrawing" xmlns:wp="http://schemas.openxmlformats.org/drawingml/2006/wordprocessingDrawing" xmlns:w10="urn:schemas-microsoft-com:office:word" xmlns:w="http://schemas.openxmlformats.org/wordprocessingml/2006/main" xmlns:w14="http://schemas.microsoft.com/office/word/2010/wordml" xmlns:w15="http://schemas.microsoft.com/office/word/2012/wordml" xmlns:w16cex="http://schemas.microsoft.com/office/word/2018/wordml/cex" xmlns:w16cid="http://schemas.microsoft.com/office/word/2016/wordml/cid" xmlns:w16="http://schemas.microsoft.com/office/word/2018/wordml" xmlns:w16du="http://schemas.microsoft.com/office/word/2023/wordml/word16du" xmlns:w16sdtdh="http://schemas.microsoft.com/office/word/2020/wordml/sdtdatahash" xmlns:w16sdtfl="http://schemas.microsoft.com/office/word/2024/wordml/sdtformatlock" xmlns:w16se="http://schemas.microsoft.com/office/word/2015/wordml/symex" xmlns:wpg="http://schemas.microsoft.com/office/word/2010/wordprocessingGroup" xmlns:wpi="http://schemas.microsoft.com/office/word/2010/wordprocessingInk" xmlns:wne="http://schemas.microsoft.com/office/word/2006/wordml" xmlns:wps="http://schemas.microsoft.com/office/word/2010/wordprocessingShape" mc:Ignorable="w14 w15 w16se w16cid w16 w16cex w16sdtdh w16sdtfl w16du wp14">
   <w:p>
     <w:pPr>
       <w:pStyle w:val="Header"/>
@@ -1976,7 +2132,7 @@
 </file>
 
 <file path=word/styles.xml><?xml version="1.0" encoding="utf-8"?>
-<w:styles xmlns:mc="http://schemas.openxmlformats.org/markup-compatibility/2006" xmlns:r="http://schemas.openxmlformats.org/officeDocument/2006/relationships" xmlns:w="http://schemas.openxmlformats.org/wordprocessingml/2006/main" xmlns:w14="http://schemas.microsoft.com/office/word/2010/wordml" xmlns:w15="http://schemas.microsoft.com/office/word/2012/wordml" xmlns:w16cex="http://schemas.microsoft.com/office/word/2018/wordml/cex" xmlns:w16cid="http://schemas.microsoft.com/office/word/2016/wordml/cid" xmlns:w16="http://schemas.microsoft.com/office/word/2018/wordml" xmlns:w16sdtdh="http://schemas.microsoft.com/office/word/2020/wordml/sdtdatahash" xmlns:w16se="http://schemas.microsoft.com/office/word/2015/wordml/symex" mc:Ignorable="w14 w15 w16se w16cid w16 w16cex w16sdtdh">
+<w:styles xmlns:mc="http://schemas.openxmlformats.org/markup-compatibility/2006" xmlns:r="http://schemas.openxmlformats.org/officeDocument/2006/relationships" xmlns:w="http://schemas.openxmlformats.org/wordprocessingml/2006/main" xmlns:w14="http://schemas.microsoft.com/office/word/2010/wordml" xmlns:w15="http://schemas.microsoft.com/office/word/2012/wordml" xmlns:w16cex="http://schemas.microsoft.com/office/word/2018/wordml/cex" xmlns:w16cid="http://schemas.microsoft.com/office/word/2016/wordml/cid" xmlns:w16="http://schemas.microsoft.com/office/word/2018/wordml" xmlns:w16du="http://schemas.microsoft.com/office/word/2023/wordml/word16du" xmlns:w16sdtdh="http://schemas.microsoft.com/office/word/2020/wordml/sdtdatahash" xmlns:w16sdtfl="http://schemas.microsoft.com/office/word/2024/wordml/sdtformatlock" xmlns:w16se="http://schemas.microsoft.com/office/word/2015/wordml/symex" mc:Ignorable="w14 w15 w16se w16cid w16 w16cex w16sdtdh w16sdtfl w16du">
   <w:docDefaults>
     <w:rPrDefault>
       <w:rPr>
@@ -2373,7 +2529,6 @@
   <w:style w:type="character" w:default="1" w:styleId="DefaultParagraphFont">
     <w:name w:val="Default Paragraph Font"/>
     <w:uiPriority w:val="1"/>
-    <w:semiHidden/>
     <w:unhideWhenUsed/>
   </w:style>
   <w:style w:type="table" w:default="1" w:styleId="TableNormal">
